--- a/excel/formulas.docx
+++ b/excel/formulas.docx
@@ -25,14 +25,14 @@
       <w:pPr>
         <w:ind w:firstLine="720"/>
         <w:rPr>
-          <w:sz w:val="46"/>
-          <w:szCs w:val="46"/>
-        </w:rPr>
-      </w:pPr>
-      <w:r>
-        <w:rPr>
-          <w:sz w:val="46"/>
-          <w:szCs w:val="46"/>
+          <w:sz w:val="36"/>
+          <w:szCs w:val="36"/>
+        </w:rPr>
+      </w:pPr>
+      <w:r>
+        <w:rPr>
+          <w:sz w:val="36"/>
+          <w:szCs w:val="36"/>
         </w:rPr>
         <w:t>=sum (range)</w:t>
       </w:r>
@@ -41,14 +41,14 @@
       <w:pPr>
         <w:ind w:firstLine="720"/>
         <w:rPr>
-          <w:sz w:val="46"/>
-          <w:szCs w:val="46"/>
-        </w:rPr>
-      </w:pPr>
-      <w:r>
-        <w:rPr>
-          <w:sz w:val="46"/>
-          <w:szCs w:val="46"/>
+          <w:sz w:val="36"/>
+          <w:szCs w:val="36"/>
+        </w:rPr>
+      </w:pPr>
+      <w:r>
+        <w:rPr>
+          <w:sz w:val="36"/>
+          <w:szCs w:val="36"/>
         </w:rPr>
         <w:t>=sum (10+6)</w:t>
       </w:r>
@@ -57,20 +57,73 @@
       <w:pPr>
         <w:ind w:firstLine="720"/>
         <w:rPr>
-          <w:sz w:val="46"/>
-          <w:szCs w:val="46"/>
-        </w:rPr>
-      </w:pPr>
-      <w:r>
-        <w:rPr>
-          <w:sz w:val="46"/>
-          <w:szCs w:val="46"/>
+          <w:sz w:val="36"/>
+          <w:szCs w:val="36"/>
+        </w:rPr>
+      </w:pPr>
+      <w:r>
+        <w:rPr>
+          <w:sz w:val="36"/>
+          <w:szCs w:val="36"/>
         </w:rPr>
         <w:t>=sum (cell1+cell2+cell3)</w:t>
       </w:r>
     </w:p>
     <w:p>
       <w:pPr>
+        <w:ind w:firstLine="720"/>
+        <w:rPr>
+          <w:sz w:val="36"/>
+          <w:szCs w:val="36"/>
+        </w:rPr>
+      </w:pPr>
+      <w:r>
+        <w:rPr>
+          <w:sz w:val="36"/>
+          <w:szCs w:val="36"/>
+        </w:rPr>
+        <w:t>=</w:t>
+      </w:r>
+      <w:r>
+        <w:rPr>
+          <w:sz w:val="36"/>
+          <w:szCs w:val="36"/>
+        </w:rPr>
+        <w:t>sumif (total</w:t>
+      </w:r>
+      <w:r>
+        <w:rPr>
+          <w:sz w:val="36"/>
+          <w:szCs w:val="36"/>
+        </w:rPr>
+        <w:t xml:space="preserve"> </w:t>
+      </w:r>
+      <w:r>
+        <w:rPr>
+          <w:sz w:val="36"/>
+          <w:szCs w:val="36"/>
+        </w:rPr>
+        <w:t>range, cell, sum</w:t>
+      </w:r>
+      <w:r>
+        <w:rPr>
+          <w:sz w:val="36"/>
+          <w:szCs w:val="36"/>
+        </w:rPr>
+        <w:t xml:space="preserve"> range)</w:t>
+      </w:r>
+    </w:p>
+    <w:p>
+      <w:pPr>
+        <w:ind w:firstLine="720"/>
+        <w:rPr>
+          <w:sz w:val="46"/>
+          <w:szCs w:val="46"/>
+        </w:rPr>
+      </w:pPr>
+    </w:p>
+    <w:p>
+      <w:pPr>
         <w:rPr>
           <w:b/>
           <w:bCs/>
@@ -92,14 +145,14 @@
       <w:pPr>
         <w:ind w:firstLine="720"/>
         <w:rPr>
-          <w:sz w:val="46"/>
-          <w:szCs w:val="46"/>
-        </w:rPr>
-      </w:pPr>
-      <w:r>
-        <w:rPr>
-          <w:sz w:val="46"/>
-          <w:szCs w:val="46"/>
+          <w:sz w:val="36"/>
+          <w:szCs w:val="36"/>
+        </w:rPr>
+      </w:pPr>
+      <w:r>
+        <w:rPr>
+          <w:sz w:val="36"/>
+          <w:szCs w:val="36"/>
         </w:rPr>
         <w:t>=cell1-cell2</w:t>
       </w:r>
@@ -127,14 +180,14 @@
       <w:pPr>
         <w:ind w:firstLine="720"/>
         <w:rPr>
-          <w:sz w:val="46"/>
-          <w:szCs w:val="46"/>
-        </w:rPr>
-      </w:pPr>
-      <w:r>
-        <w:rPr>
-          <w:sz w:val="46"/>
-          <w:szCs w:val="46"/>
+          <w:sz w:val="36"/>
+          <w:szCs w:val="36"/>
+        </w:rPr>
+      </w:pPr>
+      <w:r>
+        <w:rPr>
+          <w:sz w:val="36"/>
+          <w:szCs w:val="36"/>
         </w:rPr>
         <w:t>=cell1*cell2*cell3</w:t>
       </w:r>
@@ -143,14 +196,14 @@
       <w:pPr>
         <w:ind w:firstLine="720"/>
         <w:rPr>
-          <w:sz w:val="46"/>
-          <w:szCs w:val="46"/>
-        </w:rPr>
-      </w:pPr>
-      <w:r>
-        <w:rPr>
-          <w:sz w:val="46"/>
-          <w:szCs w:val="46"/>
+          <w:sz w:val="36"/>
+          <w:szCs w:val="36"/>
+        </w:rPr>
+      </w:pPr>
+      <w:r>
+        <w:rPr>
+          <w:sz w:val="36"/>
+          <w:szCs w:val="36"/>
         </w:rPr>
         <w:t>=product(range)</w:t>
       </w:r>
@@ -178,14 +231,14 @@
       <w:pPr>
         <w:ind w:firstLine="720"/>
         <w:rPr>
-          <w:sz w:val="46"/>
-          <w:szCs w:val="46"/>
-        </w:rPr>
-      </w:pPr>
-      <w:r>
-        <w:rPr>
-          <w:sz w:val="46"/>
-          <w:szCs w:val="46"/>
+          <w:sz w:val="36"/>
+          <w:szCs w:val="36"/>
+        </w:rPr>
+      </w:pPr>
+      <w:r>
+        <w:rPr>
+          <w:sz w:val="36"/>
+          <w:szCs w:val="36"/>
         </w:rPr>
         <w:t>=cell 1/cell2</w:t>
       </w:r>
@@ -212,8 +265,8 @@
     <w:p>
       <w:pPr>
         <w:rPr>
-          <w:sz w:val="46"/>
-          <w:szCs w:val="46"/>
+          <w:sz w:val="36"/>
+          <w:szCs w:val="36"/>
         </w:rPr>
       </w:pPr>
       <w:r>
@@ -227,8 +280,8 @@
       </w:r>
       <w:r>
         <w:rPr>
-          <w:sz w:val="46"/>
-          <w:szCs w:val="46"/>
+          <w:sz w:val="36"/>
+          <w:szCs w:val="36"/>
         </w:rPr>
         <w:t>=average(range)</w:t>
       </w:r>
@@ -253,14 +306,14 @@
     <w:p>
       <w:pPr>
         <w:rPr>
-          <w:sz w:val="46"/>
-          <w:szCs w:val="46"/>
-        </w:rPr>
-      </w:pPr>
-      <w:r>
-        <w:rPr>
-          <w:sz w:val="46"/>
-          <w:szCs w:val="46"/>
+          <w:sz w:val="36"/>
+          <w:szCs w:val="36"/>
+        </w:rPr>
+      </w:pPr>
+      <w:r>
+        <w:rPr>
+          <w:sz w:val="36"/>
+          <w:szCs w:val="36"/>
         </w:rPr>
         <w:tab/>
         <w:t>=min(range)</w:t>
@@ -290,14 +343,15 @@
           <w:sz w:val="46"/>
           <w:szCs w:val="46"/>
         </w:rPr>
+        <w:lastRenderedPageBreak/>
         <w:t>Maximum</w:t>
       </w:r>
     </w:p>
     <w:p>
       <w:pPr>
         <w:rPr>
-          <w:sz w:val="46"/>
-          <w:szCs w:val="46"/>
+          <w:sz w:val="36"/>
+          <w:szCs w:val="36"/>
         </w:rPr>
       </w:pPr>
       <w:r>
@@ -306,6 +360,12 @@
           <w:szCs w:val="46"/>
         </w:rPr>
         <w:tab/>
+      </w:r>
+      <w:r>
+        <w:rPr>
+          <w:sz w:val="36"/>
+          <w:szCs w:val="36"/>
+        </w:rPr>
         <w:t>=max(range)</w:t>
       </w:r>
     </w:p>
@@ -331,14 +391,14 @@
     <w:p>
       <w:pPr>
         <w:rPr>
-          <w:sz w:val="46"/>
-          <w:szCs w:val="46"/>
-        </w:rPr>
-      </w:pPr>
-      <w:r>
-        <w:rPr>
-          <w:sz w:val="46"/>
-          <w:szCs w:val="46"/>
+          <w:sz w:val="36"/>
+          <w:szCs w:val="36"/>
+        </w:rPr>
+      </w:pPr>
+      <w:r>
+        <w:rPr>
+          <w:sz w:val="36"/>
+          <w:szCs w:val="36"/>
         </w:rPr>
         <w:tab/>
         <w:t>=count(range)</w:t>
@@ -360,210 +420,52 @@
           <w:sz w:val="46"/>
           <w:szCs w:val="46"/>
         </w:rPr>
-        <w:t>IF</w:t>
-      </w:r>
-    </w:p>
-    <w:p>
-      <w:pPr>
-        <w:rPr>
-          <w:sz w:val="46"/>
-          <w:szCs w:val="46"/>
-        </w:rPr>
-      </w:pPr>
-      <w:r>
-        <w:rPr>
-          <w:sz w:val="46"/>
-          <w:szCs w:val="46"/>
-        </w:rPr>
-        <w:t>=if(cell1&lt;50</w:t>
+        <w:t>Count IF</w:t>
+      </w:r>
+    </w:p>
+    <w:p>
+      <w:pPr>
+        <w:rPr>
+          <w:sz w:val="36"/>
+          <w:szCs w:val="36"/>
+        </w:rPr>
+      </w:pPr>
+      <w:r>
+        <w:rPr>
+          <w:sz w:val="36"/>
+          <w:szCs w:val="36"/>
+        </w:rPr>
+        <w:t>=</w:t>
+      </w:r>
+      <w:proofErr w:type="spellStart"/>
+      <w:r>
+        <w:rPr>
+          <w:sz w:val="36"/>
+          <w:szCs w:val="36"/>
+        </w:rPr>
+        <w:t>countif</w:t>
+      </w:r>
+      <w:proofErr w:type="spellEnd"/>
+      <w:r>
+        <w:rPr>
+          <w:sz w:val="36"/>
+          <w:szCs w:val="36"/>
+        </w:rPr>
+        <w:t>(</w:t>
+      </w:r>
+      <w:proofErr w:type="spellStart"/>
+      <w:r>
+        <w:rPr>
+          <w:sz w:val="36"/>
+          <w:szCs w:val="36"/>
+        </w:rPr>
+        <w:t>range</w:t>
       </w:r>
       <w:proofErr w:type="gramStart"/>
       <w:r>
         <w:rPr>
-          <w:sz w:val="46"/>
-          <w:szCs w:val="46"/>
-        </w:rPr>
-        <w:t>,”fail</w:t>
-      </w:r>
-      <w:proofErr w:type="gramEnd"/>
-      <w:r>
-        <w:rPr>
-          <w:sz w:val="46"/>
-          <w:szCs w:val="46"/>
-        </w:rPr>
-        <w:t>”</w:t>
-      </w:r>
-      <w:proofErr w:type="gramStart"/>
-      <w:r>
-        <w:rPr>
-          <w:sz w:val="46"/>
-          <w:szCs w:val="46"/>
-        </w:rPr>
-        <w:t>,”pass</w:t>
-      </w:r>
-      <w:proofErr w:type="gramEnd"/>
-      <w:r>
-        <w:rPr>
-          <w:sz w:val="46"/>
-          <w:szCs w:val="46"/>
-        </w:rPr>
-        <w:t>”)</w:t>
-      </w:r>
-    </w:p>
-    <w:p>
-      <w:pPr>
-        <w:rPr>
-          <w:sz w:val="46"/>
-          <w:szCs w:val="46"/>
-        </w:rPr>
-      </w:pPr>
-    </w:p>
-    <w:p>
-      <w:pPr>
-        <w:rPr>
-          <w:sz w:val="46"/>
-          <w:szCs w:val="46"/>
-        </w:rPr>
-      </w:pPr>
-      <w:r>
-        <w:rPr>
-          <w:sz w:val="46"/>
-          <w:szCs w:val="46"/>
-        </w:rPr>
-        <w:t xml:space="preserve">Nested if </w:t>
-      </w:r>
-    </w:p>
-    <w:p>
-      <w:pPr>
-        <w:rPr>
-          <w:sz w:val="40"/>
-          <w:szCs w:val="40"/>
-        </w:rPr>
-      </w:pPr>
-      <w:r>
-        <w:rPr>
-          <w:sz w:val="40"/>
-          <w:szCs w:val="40"/>
-        </w:rPr>
-        <w:t>=IF(</w:t>
-      </w:r>
-      <w:r>
-        <w:rPr>
-          <w:sz w:val="40"/>
-          <w:szCs w:val="40"/>
-          <w:highlight w:val="yellow"/>
-        </w:rPr>
-        <w:t>F8</w:t>
-      </w:r>
-      <w:r>
-        <w:rPr>
-          <w:sz w:val="40"/>
-          <w:szCs w:val="40"/>
-        </w:rPr>
-        <w:t>&lt;20000,"grade3</w:t>
-      </w:r>
-      <w:proofErr w:type="gramStart"/>
-      <w:r>
-        <w:rPr>
-          <w:sz w:val="40"/>
-          <w:szCs w:val="40"/>
-        </w:rPr>
-        <w:t>",IF</w:t>
-      </w:r>
-      <w:proofErr w:type="gramEnd"/>
-      <w:r>
-        <w:rPr>
-          <w:sz w:val="40"/>
-          <w:szCs w:val="40"/>
-        </w:rPr>
-        <w:t>(</w:t>
-      </w:r>
-      <w:r>
-        <w:rPr>
-          <w:sz w:val="40"/>
-          <w:szCs w:val="40"/>
-          <w:highlight w:val="yellow"/>
-        </w:rPr>
-        <w:t>F8</w:t>
-      </w:r>
-      <w:r>
-        <w:rPr>
-          <w:sz w:val="40"/>
-          <w:szCs w:val="40"/>
-        </w:rPr>
-        <w:t>&lt;60000,"grade2","grade1"))</w:t>
-      </w:r>
-    </w:p>
-    <w:p>
-      <w:pPr>
-        <w:rPr>
-          <w:sz w:val="46"/>
-          <w:szCs w:val="46"/>
-        </w:rPr>
-      </w:pPr>
-    </w:p>
-    <w:p>
-      <w:pPr>
-        <w:rPr>
-          <w:b/>
-          <w:bCs/>
-          <w:sz w:val="46"/>
-          <w:szCs w:val="46"/>
-        </w:rPr>
-      </w:pPr>
-      <w:r>
-        <w:rPr>
-          <w:b/>
-          <w:bCs/>
-          <w:sz w:val="46"/>
-          <w:szCs w:val="46"/>
-        </w:rPr>
-        <w:t>Count IF</w:t>
-      </w:r>
-    </w:p>
-    <w:p>
-      <w:pPr>
-        <w:rPr>
-          <w:sz w:val="46"/>
-          <w:szCs w:val="46"/>
-        </w:rPr>
-      </w:pPr>
-      <w:r>
-        <w:rPr>
-          <w:sz w:val="46"/>
-          <w:szCs w:val="46"/>
-        </w:rPr>
-        <w:t>=</w:t>
-      </w:r>
-      <w:proofErr w:type="spellStart"/>
-      <w:r>
-        <w:rPr>
-          <w:sz w:val="46"/>
-          <w:szCs w:val="46"/>
-        </w:rPr>
-        <w:t>countif</w:t>
-      </w:r>
-      <w:proofErr w:type="spellEnd"/>
-      <w:r>
-        <w:rPr>
-          <w:sz w:val="46"/>
-          <w:szCs w:val="46"/>
-        </w:rPr>
-        <w:t>(</w:t>
-      </w:r>
-      <w:proofErr w:type="spellStart"/>
-      <w:r>
-        <w:rPr>
-          <w:sz w:val="46"/>
-          <w:szCs w:val="46"/>
-        </w:rPr>
-        <w:t>range</w:t>
-      </w:r>
-      <w:proofErr w:type="gramStart"/>
-      <w:r>
-        <w:rPr>
-          <w:sz w:val="46"/>
-          <w:szCs w:val="46"/>
+          <w:sz w:val="36"/>
+          <w:szCs w:val="36"/>
         </w:rPr>
         <w:t>,”condition</w:t>
       </w:r>
@@ -571,11 +473,305 @@
       <w:proofErr w:type="gramEnd"/>
       <w:r>
         <w:rPr>
-          <w:sz w:val="46"/>
-          <w:szCs w:val="46"/>
+          <w:sz w:val="36"/>
+          <w:szCs w:val="36"/>
         </w:rPr>
         <w:t>”)</w:t>
       </w:r>
+    </w:p>
+    <w:p>
+      <w:pPr>
+        <w:rPr>
+          <w:sz w:val="46"/>
+          <w:szCs w:val="46"/>
+        </w:rPr>
+      </w:pPr>
+      <w:r>
+        <w:rPr>
+          <w:sz w:val="46"/>
+          <w:szCs w:val="46"/>
+        </w:rPr>
+        <w:t xml:space="preserve">       </w:t>
+      </w:r>
+    </w:p>
+    <w:p>
+      <w:pPr>
+        <w:rPr>
+          <w:b/>
+          <w:bCs/>
+          <w:sz w:val="46"/>
+          <w:szCs w:val="46"/>
+        </w:rPr>
+      </w:pPr>
+      <w:r>
+        <w:rPr>
+          <w:b/>
+          <w:bCs/>
+          <w:sz w:val="46"/>
+          <w:szCs w:val="46"/>
+        </w:rPr>
+        <w:t>IF</w:t>
+      </w:r>
+    </w:p>
+    <w:p>
+      <w:pPr>
+        <w:rPr>
+          <w:sz w:val="36"/>
+          <w:szCs w:val="36"/>
+        </w:rPr>
+      </w:pPr>
+      <w:r>
+        <w:rPr>
+          <w:sz w:val="36"/>
+          <w:szCs w:val="36"/>
+        </w:rPr>
+        <w:t>=if(cell1&lt;50</w:t>
+      </w:r>
+      <w:proofErr w:type="gramStart"/>
+      <w:r>
+        <w:rPr>
+          <w:sz w:val="36"/>
+          <w:szCs w:val="36"/>
+        </w:rPr>
+        <w:t>,”fail</w:t>
+      </w:r>
+      <w:proofErr w:type="gramEnd"/>
+      <w:r>
+        <w:rPr>
+          <w:sz w:val="36"/>
+          <w:szCs w:val="36"/>
+        </w:rPr>
+        <w:t>”</w:t>
+      </w:r>
+      <w:proofErr w:type="gramStart"/>
+      <w:r>
+        <w:rPr>
+          <w:sz w:val="36"/>
+          <w:szCs w:val="36"/>
+        </w:rPr>
+        <w:t>,”pass</w:t>
+      </w:r>
+      <w:proofErr w:type="gramEnd"/>
+      <w:r>
+        <w:rPr>
+          <w:sz w:val="36"/>
+          <w:szCs w:val="36"/>
+        </w:rPr>
+        <w:t>”)</w:t>
+      </w:r>
+    </w:p>
+    <w:p>
+      <w:pPr>
+        <w:rPr>
+          <w:sz w:val="46"/>
+          <w:szCs w:val="46"/>
+        </w:rPr>
+      </w:pPr>
+    </w:p>
+    <w:p>
+      <w:pPr>
+        <w:rPr>
+          <w:b/>
+          <w:bCs/>
+          <w:sz w:val="46"/>
+          <w:szCs w:val="46"/>
+        </w:rPr>
+      </w:pPr>
+      <w:r>
+        <w:rPr>
+          <w:b/>
+          <w:bCs/>
+          <w:sz w:val="46"/>
+          <w:szCs w:val="46"/>
+        </w:rPr>
+        <w:t xml:space="preserve">Nested if </w:t>
+      </w:r>
+    </w:p>
+    <w:p>
+      <w:pPr>
+        <w:rPr>
+          <w:sz w:val="36"/>
+          <w:szCs w:val="36"/>
+        </w:rPr>
+      </w:pPr>
+      <w:r>
+        <w:rPr>
+          <w:sz w:val="36"/>
+          <w:szCs w:val="36"/>
+        </w:rPr>
+        <w:t>=IF(</w:t>
+      </w:r>
+      <w:r>
+        <w:rPr>
+          <w:sz w:val="36"/>
+          <w:szCs w:val="36"/>
+          <w:highlight w:val="yellow"/>
+        </w:rPr>
+        <w:t>F8</w:t>
+      </w:r>
+      <w:r>
+        <w:rPr>
+          <w:sz w:val="36"/>
+          <w:szCs w:val="36"/>
+        </w:rPr>
+        <w:t>&lt;20000,"grade3</w:t>
+      </w:r>
+      <w:proofErr w:type="gramStart"/>
+      <w:r>
+        <w:rPr>
+          <w:sz w:val="36"/>
+          <w:szCs w:val="36"/>
+        </w:rPr>
+        <w:t>",IF</w:t>
+      </w:r>
+      <w:proofErr w:type="gramEnd"/>
+      <w:r>
+        <w:rPr>
+          <w:sz w:val="36"/>
+          <w:szCs w:val="36"/>
+        </w:rPr>
+        <w:t>(</w:t>
+      </w:r>
+      <w:r>
+        <w:rPr>
+          <w:sz w:val="36"/>
+          <w:szCs w:val="36"/>
+          <w:highlight w:val="yellow"/>
+        </w:rPr>
+        <w:t>F8</w:t>
+      </w:r>
+      <w:r>
+        <w:rPr>
+          <w:sz w:val="36"/>
+          <w:szCs w:val="36"/>
+        </w:rPr>
+        <w:t>&lt;60000,"grade2","grade1"))</w:t>
+      </w:r>
+    </w:p>
+    <w:p>
+      <w:pPr>
+        <w:rPr>
+          <w:sz w:val="46"/>
+          <w:szCs w:val="46"/>
+        </w:rPr>
+      </w:pPr>
+    </w:p>
+    <w:p>
+      <w:pPr>
+        <w:rPr>
+          <w:b/>
+          <w:bCs/>
+          <w:sz w:val="34"/>
+          <w:szCs w:val="34"/>
+        </w:rPr>
+      </w:pPr>
+      <w:r>
+        <w:rPr>
+          <w:b/>
+          <w:bCs/>
+          <w:sz w:val="34"/>
+          <w:szCs w:val="34"/>
+        </w:rPr>
+        <w:t>DATE AND TIME</w:t>
+      </w:r>
+    </w:p>
+    <w:p>
+      <w:pPr>
+        <w:rPr>
+          <w:sz w:val="26"/>
+          <w:szCs w:val="26"/>
+        </w:rPr>
+      </w:pPr>
+      <w:r>
+        <w:t>=</w:t>
+      </w:r>
+      <w:proofErr w:type="gramStart"/>
+      <w:r>
+        <w:t>NOW(</w:t>
+      </w:r>
+      <w:proofErr w:type="gramEnd"/>
+      <w:r>
+        <w:t>)</w:t>
+      </w:r>
+    </w:p>
+    <w:p>
+      <w:r>
+        <w:t>=</w:t>
+      </w:r>
+      <w:proofErr w:type="gramStart"/>
+      <w:r>
+        <w:t>TODAY(</w:t>
+      </w:r>
+      <w:proofErr w:type="gramEnd"/>
+      <w:r>
+        <w:t>)</w:t>
+      </w:r>
+    </w:p>
+    <w:p>
+      <w:r>
+        <w:t>=DATE(</w:t>
+      </w:r>
+      <w:proofErr w:type="gramStart"/>
+      <w:r>
+        <w:t>DATE,MONTH</w:t>
+      </w:r>
+      <w:proofErr w:type="gramEnd"/>
+      <w:r>
+        <w:t>,YEAR)</w:t>
+      </w:r>
+    </w:p>
+    <w:p>
+      <w:r>
+        <w:t>=TIME(</w:t>
+      </w:r>
+      <w:proofErr w:type="gramStart"/>
+      <w:r>
+        <w:t>HOURS,MINUITES</w:t>
+      </w:r>
+      <w:proofErr w:type="gramEnd"/>
+      <w:r>
+        <w:t>,SECONDS)</w:t>
+      </w:r>
+    </w:p>
+    <w:p/>
+    <w:p>
+      <w:pPr>
+        <w:rPr>
+          <w:b/>
+          <w:bCs/>
+          <w:sz w:val="36"/>
+          <w:szCs w:val="36"/>
+        </w:rPr>
+      </w:pPr>
+      <w:r>
+        <w:rPr>
+          <w:b/>
+          <w:bCs/>
+          <w:sz w:val="36"/>
+          <w:szCs w:val="36"/>
+        </w:rPr>
+        <w:lastRenderedPageBreak/>
+        <w:t xml:space="preserve">TEXT </w:t>
+      </w:r>
+    </w:p>
+    <w:p>
+      <w:r>
+        <w:t>=concatenate (cell1, cell2)</w:t>
+      </w:r>
+    </w:p>
+    <w:p>
+      <w:r>
+        <w:t>=upper(cell)</w:t>
+      </w:r>
+    </w:p>
+    <w:p/>
+    <w:p>
+      <w:pPr>
+        <w:rPr>
+          <w:sz w:val="46"/>
+          <w:szCs w:val="46"/>
+        </w:rPr>
+      </w:pPr>
     </w:p>
     <w:p>
       <w:pPr>

--- a/excel/formulas.docx
+++ b/excel/formulas.docx
@@ -768,10 +768,95 @@
     <w:p>
       <w:pPr>
         <w:rPr>
-          <w:sz w:val="46"/>
-          <w:szCs w:val="46"/>
-        </w:rPr>
-      </w:pPr>
+          <w:b/>
+          <w:bCs/>
+          <w:sz w:val="38"/>
+          <w:szCs w:val="38"/>
+        </w:rPr>
+      </w:pPr>
+      <w:r>
+        <w:rPr>
+          <w:b/>
+          <w:bCs/>
+          <w:sz w:val="38"/>
+          <w:szCs w:val="38"/>
+        </w:rPr>
+        <w:t>power</w:t>
+      </w:r>
+    </w:p>
+    <w:p/>
+    <w:p>
+      <w:pPr>
+        <w:rPr>
+          <w:sz w:val="46"/>
+          <w:szCs w:val="46"/>
+        </w:rPr>
+      </w:pPr>
+      <w:r>
+        <w:rPr>
+          <w:sz w:val="46"/>
+          <w:szCs w:val="46"/>
+        </w:rPr>
+        <w:t>=power(</w:t>
+      </w:r>
+      <w:proofErr w:type="spellStart"/>
+      <w:proofErr w:type="gramStart"/>
+      <w:r>
+        <w:rPr>
+          <w:sz w:val="46"/>
+          <w:szCs w:val="46"/>
+        </w:rPr>
+        <w:t>number,power</w:t>
+      </w:r>
+      <w:proofErr w:type="spellEnd"/>
+      <w:proofErr w:type="gramEnd"/>
+      <w:r>
+        <w:rPr>
+          <w:sz w:val="46"/>
+          <w:szCs w:val="46"/>
+        </w:rPr>
+        <w:t xml:space="preserve">)  </w:t>
+      </w:r>
+    </w:p>
+    <w:p>
+      <w:pPr>
+        <w:rPr>
+          <w:sz w:val="46"/>
+          <w:szCs w:val="46"/>
+          <w:vertAlign w:val="superscript"/>
+        </w:rPr>
+      </w:pPr>
+      <w:r>
+        <w:rPr>
+          <w:sz w:val="46"/>
+          <w:szCs w:val="46"/>
+        </w:rPr>
+        <w:t>&gt;&gt;&gt;&gt;&gt;    =</w:t>
+      </w:r>
+      <w:proofErr w:type="gramStart"/>
+      <w:r>
+        <w:rPr>
+          <w:sz w:val="46"/>
+          <w:szCs w:val="46"/>
+        </w:rPr>
+        <w:t>power(</w:t>
+      </w:r>
+      <w:proofErr w:type="gramEnd"/>
+      <w:r>
+        <w:rPr>
+          <w:sz w:val="46"/>
+          <w:szCs w:val="46"/>
+        </w:rPr>
+        <w:t>2,6)    =&gt; 2</w:t>
+      </w:r>
+      <w:r>
+        <w:rPr>
+          <w:sz w:val="46"/>
+          <w:szCs w:val="46"/>
+          <w:vertAlign w:val="superscript"/>
+        </w:rPr>
+        <w:t>6</w:t>
+      </w:r>
     </w:p>
     <w:p>
       <w:pPr>
